--- a/isr_submission/Online_Appendix.docx
+++ b/isr_submission/Online_Appendix.docx
@@ -3023,6 +3023,364 @@
           <w:i w:val="0"/>
         </w:rPr>
         <w:t xml:space="preserve"> − 1.</w:t>
+      </w:r>
+    </w:p>
+    <w:p>
+      <w:pPr>
+        <w:spacing w:after="0" w:before="0"/>
+      </w:pPr>
+      <w:r>
+        <w:rPr>
+          <w:b/>
+          <w:i w:val="0"/>
+        </w:rPr>
+        <w:t>Corollary 3.1 (tightness).</w:t>
+      </w:r>
+      <w:r>
+        <w:rPr>
+          <w:b w:val="0"/>
+          <w:i w:val="0"/>
+        </w:rPr>
+        <w:t xml:space="preserve"> For 0 &lt; </w:t>
+      </w:r>
+      <w:r>
+        <w:rPr>
+          <w:b w:val="0"/>
+          <w:i/>
+        </w:rPr>
+        <w:t>A</w:t>
+      </w:r>
+      <w:r>
+        <w:rPr>
+          <w:b w:val="0"/>
+          <w:i w:val="0"/>
+        </w:rPr>
+        <w:t xml:space="preserve"> &lt; 1, let κ̄(</w:t>
+      </w:r>
+      <w:r>
+        <w:rPr>
+          <w:b w:val="0"/>
+          <w:i/>
+        </w:rPr>
+        <w:t>A</w:t>
+      </w:r>
+      <w:r>
+        <w:rPr>
+          <w:b w:val="0"/>
+          <w:i w:val="0"/>
+        </w:rPr>
+        <w:t xml:space="preserve">) solve </w:t>
+      </w:r>
+      <w:r>
+        <w:rPr>
+          <w:b w:val="0"/>
+          <w:i/>
+        </w:rPr>
+        <w:t>h</w:t>
+      </w:r>
+      <w:r>
+        <w:rPr>
+          <w:b w:val="0"/>
+          <w:i w:val="0"/>
+        </w:rPr>
+        <w:t xml:space="preserve">(κ̄) = </w:t>
+      </w:r>
+      <w:r>
+        <w:rPr>
+          <w:b w:val="0"/>
+          <w:i/>
+        </w:rPr>
+        <w:t>A</w:t>
+      </w:r>
+      <w:r>
+        <w:rPr>
+          <w:b w:val="0"/>
+          <w:i w:val="0"/>
+        </w:rPr>
+        <w:t>; this is the τ = 0 threshold of Proposition 3 in terms of the stakes index. Then the upper end κ</w:t>
+      </w:r>
+      <w:r>
+        <w:rPr>
+          <w:b w:val="0"/>
+          <w:i/>
+        </w:rPr>
+        <w:t xml:space="preserve"> of the adoption window under a linear usage price satisfies κ</w:t>
+      </w:r>
+      <w:r>
+        <w:rPr>
+          <w:b w:val="0"/>
+          <w:i w:val="0"/>
+        </w:rPr>
+        <w:t xml:space="preserve"> &lt; κ̄(</w:t>
+      </w:r>
+      <w:r>
+        <w:rPr>
+          <w:b w:val="0"/>
+          <w:i/>
+        </w:rPr>
+        <w:t>A</w:t>
+      </w:r>
+      <w:r>
+        <w:rPr>
+          <w:b w:val="0"/>
+          <w:i w:val="0"/>
+        </w:rPr>
+        <w:t>) for every finite ρ, and κ</w:t>
+      </w:r>
+      <w:r>
+        <w:rPr>
+          <w:b w:val="0"/>
+          <w:i/>
+        </w:rPr>
+        <w:t xml:space="preserve"> ↑ κ̄(</w:t>
+      </w:r>
+      <w:r>
+        <w:rPr>
+          <w:b w:val="0"/>
+          <w:i w:val="0"/>
+        </w:rPr>
+        <w:t>A</w:t>
+      </w:r>
+      <w:r>
+        <w:rPr>
+          <w:b w:val="0"/>
+          <w:i/>
+        </w:rPr>
+        <w:t xml:space="preserve">) as ρ → ∞ (for example as the speed ratio </w:t>
+      </w:r>
+      <w:r>
+        <w:rPr>
+          <w:b w:val="0"/>
+          <w:i w:val="0"/>
+        </w:rPr>
+        <w:t>B* → ∞ at a fixed nonnegative price).</w:t>
+      </w:r>
+    </w:p>
+    <w:p>
+      <w:pPr>
+        <w:spacing w:after="120"/>
+        <w:ind w:firstLine="720"/>
+      </w:pPr>
+      <w:r>
+        <w:rPr>
+          <w:i/>
+        </w:rPr>
+        <w:t xml:space="preserve">Proof. </w:t>
+      </w:r>
+      <w:r>
+        <w:rPr>
+          <w:b w:val="0"/>
+          <w:i w:val="0"/>
+        </w:rPr>
+        <w:t>At κ</w:t>
+      </w:r>
+      <w:r>
+        <w:rPr>
+          <w:b w:val="0"/>
+          <w:i/>
+        </w:rPr>
+        <w:t xml:space="preserve">, </w:t>
+      </w:r>
+      <w:r>
+        <w:rPr>
+          <w:b w:val="0"/>
+          <w:i w:val="0"/>
+        </w:rPr>
+        <w:t>h</w:t>
+      </w:r>
+      <w:r>
+        <w:rPr>
+          <w:b w:val="0"/>
+          <w:i/>
+        </w:rPr>
+        <w:t>(κ</w:t>
+      </w:r>
+      <w:r>
+        <w:rPr>
+          <w:b w:val="0"/>
+          <w:i w:val="0"/>
+        </w:rPr>
+        <w:t xml:space="preserve">) = </w:t>
+      </w:r>
+      <w:r>
+        <w:rPr>
+          <w:b w:val="0"/>
+          <w:i/>
+        </w:rPr>
+        <w:t>A h</w:t>
+      </w:r>
+      <w:r>
+        <w:rPr>
+          <w:b w:val="0"/>
+          <w:i w:val="0"/>
+        </w:rPr>
+        <w:t>(ρκ</w:t>
+      </w:r>
+      <w:r>
+        <w:rPr>
+          <w:b w:val="0"/>
+          <w:i/>
+        </w:rPr>
+        <w:t xml:space="preserve">) &lt; </w:t>
+      </w:r>
+      <w:r>
+        <w:rPr>
+          <w:b w:val="0"/>
+          <w:i w:val="0"/>
+        </w:rPr>
+        <w:t>A</w:t>
+      </w:r>
+      <w:r>
+        <w:rPr>
+          <w:b w:val="0"/>
+          <w:i/>
+        </w:rPr>
+        <w:t xml:space="preserve"> because </w:t>
+      </w:r>
+      <w:r>
+        <w:rPr>
+          <w:b w:val="0"/>
+          <w:i w:val="0"/>
+        </w:rPr>
+        <w:t>h</w:t>
+      </w:r>
+      <w:r>
+        <w:rPr>
+          <w:b w:val="0"/>
+          <w:i/>
+        </w:rPr>
+        <w:t xml:space="preserve"> &lt; 1, and </w:t>
+      </w:r>
+      <w:r>
+        <w:rPr>
+          <w:b w:val="0"/>
+          <w:i w:val="0"/>
+        </w:rPr>
+        <w:t>h</w:t>
+      </w:r>
+      <w:r>
+        <w:rPr>
+          <w:b w:val="0"/>
+          <w:i/>
+        </w:rPr>
+        <w:t xml:space="preserve"> is increasing above 1, so κ</w:t>
+      </w:r>
+      <w:r>
+        <w:rPr>
+          <w:b w:val="0"/>
+          <w:i w:val="0"/>
+        </w:rPr>
+        <w:t xml:space="preserve"> &lt; κ̄. For any κ &lt; κ̄ we have </w:t>
+      </w:r>
+      <w:r>
+        <w:rPr>
+          <w:b w:val="0"/>
+          <w:i/>
+        </w:rPr>
+        <w:t>h</w:t>
+      </w:r>
+      <w:r>
+        <w:rPr>
+          <w:b w:val="0"/>
+          <w:i w:val="0"/>
+        </w:rPr>
+        <w:t xml:space="preserve">(κ) &lt; </w:t>
+      </w:r>
+      <w:r>
+        <w:rPr>
+          <w:b w:val="0"/>
+          <w:i/>
+        </w:rPr>
+        <w:t>A</w:t>
+      </w:r>
+      <w:r>
+        <w:rPr>
+          <w:b w:val="0"/>
+          <w:i w:val="0"/>
+        </w:rPr>
+        <w:t xml:space="preserve">, while </w:t>
+      </w:r>
+      <w:r>
+        <w:rPr>
+          <w:b w:val="0"/>
+          <w:i/>
+        </w:rPr>
+        <w:t>A h</w:t>
+      </w:r>
+      <w:r>
+        <w:rPr>
+          <w:b w:val="0"/>
+          <w:i w:val="0"/>
+        </w:rPr>
+        <w:t xml:space="preserve">(ρκ) → </w:t>
+      </w:r>
+      <w:r>
+        <w:rPr>
+          <w:b w:val="0"/>
+          <w:i/>
+        </w:rPr>
+        <w:t>A</w:t>
+      </w:r>
+      <w:r>
+        <w:rPr>
+          <w:b w:val="0"/>
+          <w:i w:val="0"/>
+        </w:rPr>
+        <w:t xml:space="preserve"> as ρ → ∞, so Φ(κ) &gt; 0 for large ρ and hence κ</w:t>
+      </w:r>
+      <w:r>
+        <w:rPr>
+          <w:b w:val="0"/>
+          <w:i/>
+        </w:rPr>
+        <w:t xml:space="preserve"> &gt; κ. Therefore κ</w:t>
+      </w:r>
+      <w:r>
+        <w:rPr>
+          <w:b w:val="0"/>
+          <w:i w:val="0"/>
+        </w:rPr>
+        <w:t xml:space="preserve"> → κ̄. Substituting κ = </w:t>
+      </w:r>
+      <w:r>
+        <w:rPr>
+          <w:b w:val="0"/>
+          <w:i/>
+        </w:rPr>
+        <w:t>abf</w:t>
+      </w:r>
+      <w:r>
+        <w:rPr>
+          <w:b w:val="0"/>
+          <w:i w:val="0"/>
+        </w:rPr>
+        <w:t xml:space="preserve"> gives (1 − </w:t>
+      </w:r>
+      <w:r>
+        <w:rPr>
+          <w:b w:val="0"/>
+          <w:i/>
+        </w:rPr>
+        <w:t>A</w:t>
+      </w:r>
+      <w:r>
+        <w:rPr>
+          <w:b w:val="0"/>
+          <w:i w:val="0"/>
+        </w:rPr>
+        <w:t>)κ̄ = 1 + ln κ̄, the equation of Proposition 3 with τ = 0. ∎</w:t>
+      </w:r>
+    </w:p>
+    <w:p>
+      <w:pPr>
+        <w:spacing w:after="0" w:before="0"/>
+      </w:pPr>
+      <w:r>
+        <w:rPr>
+          <w:b w:val="0"/>
+          <w:i w:val="0"/>
+        </w:rPr>
+        <w:t>Proposition 3 with τ = 0 is therefore the exact exclusion boundary in the limit of an arbitrarily cheap or fast tool, and an upper bound on the boundary otherwise.</w:t>
       </w:r>
     </w:p>
     <w:p>
